--- a/src/export/testdata/rich.docx
+++ b/src/export/testdata/rich.docx
@@ -120,6 +120,81 @@
           <w:numId w:val="1"/>
         </w:numPr>
       </w:pPr>
+      <w:r>
+        <w:t xml:space="preserve">first bullet</w:t>
+      </w:r>
+    </w:p>
+    <w:p>
+      <w:pPr>
+        <w:pStyle w:val="ListParagraph"/>
+        <w:numPr>
+          <w:ilvl w:val="0"/>
+          <w:numId w:val="1"/>
+        </w:numPr>
+      </w:pPr>
+      <w:r>
+        <w:t xml:space="preserve">second bullet</w:t>
+      </w:r>
+    </w:p>
+    <w:p>
+      <w:pPr>
+        <w:pStyle w:val="ListParagraph"/>
+        <w:numPr>
+          <w:ilvl w:val="1"/>
+          <w:numId w:val="1"/>
+        </w:numPr>
+      </w:pPr>
+      <w:r>
+        <w:t xml:space="preserve">nested bullet</w:t>
+      </w:r>
+    </w:p>
+    <w:p>
+      <w:pPr>
+        <w:pStyle w:val="ListParagraph"/>
+        <w:numPr>
+          <w:ilvl w:val="0"/>
+          <w:numId w:val="1"/>
+        </w:numPr>
+      </w:pPr>
+      <w:r>
+        <w:t xml:space="preserve">third bullet</w:t>
+      </w:r>
+    </w:p>
+    <w:p>
+      <w:pPr>
+        <w:pStyle w:val="ListParagraph"/>
+        <w:numPr>
+          <w:ilvl w:val="0"/>
+          <w:numId w:val="2"/>
+        </w:numPr>
+      </w:pPr>
+      <w:r>
+        <w:t xml:space="preserve">one</w:t>
+      </w:r>
+    </w:p>
+    <w:p>
+      <w:pPr>
+        <w:pStyle w:val="ListParagraph"/>
+        <w:numPr>
+          <w:ilvl w:val="0"/>
+          <w:numId w:val="2"/>
+        </w:numPr>
+      </w:pPr>
+      <w:r>
+        <w:t xml:space="preserve">two</w:t>
+      </w:r>
+    </w:p>
+    <w:p>
+      <w:pPr>
+        <w:pStyle w:val="ListParagraph"/>
+        <w:numPr>
+          <w:ilvl w:val="0"/>
+          <w:numId w:val="2"/>
+        </w:numPr>
+      </w:pPr>
+      <w:r>
+        <w:t xml:space="preserve">three</w:t>
+      </w:r>
     </w:p>
     <w:p>
       <w:pPr>
@@ -129,6 +204,9 @@
       <w:r>
         <w:t xml:space="preserve">☐ </w:t>
       </w:r>
+      <w:r>
+        <w:t xml:space="preserve">open task</w:t>
+      </w:r>
     </w:p>
     <w:p>
       <w:pPr>
@@ -137,6 +215,9 @@
       </w:pPr>
       <w:r>
         <w:t xml:space="preserve">☑ </w:t>
+      </w:r>
+      <w:r>
+        <w:t xml:space="preserve">done task</w:t>
       </w:r>
     </w:p>
     <w:p>

--- a/src/export/testdata/rich.docx
+++ b/src/export/testdata/rich.docx
@@ -244,7 +244,7 @@
     <w:tbl>
       <w:tblPr>
         <w:tblStyle w:val="TableGrid"/>
-        <w:tblW w:w="0" w:type="auto"/>
+        <w:tblW w:w="9360" w:type="dxa"/>
         <w:tblBorders>
           <w:top w:val="single" w:sz="4" w:space="0" w:color="AAAAAA"/>
           <w:left w:val="single" w:sz="4" w:space="0" w:color="AAAAAA"/>
@@ -253,16 +253,17 @@
           <w:insideH w:val="single" w:sz="4" w:space="0" w:color="AAAAAA"/>
           <w:insideV w:val="single" w:sz="4" w:space="0" w:color="AAAAAA"/>
         </w:tblBorders>
+        <w:tblLayout w:type="fixed"/>
       </w:tblPr>
       <w:tblGrid>
-        <w:gridCol/>
-        <w:gridCol/>
-        <w:gridCol/>
+        <w:gridCol w:w="3120"/>
+        <w:gridCol w:w="3120"/>
+        <w:gridCol w:w="3120"/>
       </w:tblGrid>
       <w:tr>
         <w:tc>
           <w:tcPr>
-            <w:tcW w:w="0" w:type="auto"/>
+            <w:tcW w:w="3120" w:type="dxa"/>
           </w:tcPr>
           <w:p>
             <w:pPr>
@@ -279,7 +280,7 @@
         </w:tc>
         <w:tc>
           <w:tcPr>
-            <w:tcW w:w="0" w:type="auto"/>
+            <w:tcW w:w="3120" w:type="dxa"/>
           </w:tcPr>
           <w:p>
             <w:pPr>
@@ -296,7 +297,7 @@
         </w:tc>
         <w:tc>
           <w:tcPr>
-            <w:tcW w:w="0" w:type="auto"/>
+            <w:tcW w:w="3120" w:type="dxa"/>
           </w:tcPr>
           <w:p>
             <w:pPr>
@@ -315,7 +316,7 @@
       <w:tr>
         <w:tc>
           <w:tcPr>
-            <w:tcW w:w="0" w:type="auto"/>
+            <w:tcW w:w="3120" w:type="dxa"/>
           </w:tcPr>
           <w:p>
             <w:pPr>
@@ -329,7 +330,7 @@
         </w:tc>
         <w:tc>
           <w:tcPr>
-            <w:tcW w:w="0" w:type="auto"/>
+            <w:tcW w:w="3120" w:type="dxa"/>
           </w:tcPr>
           <w:p>
             <w:pPr>
@@ -343,7 +344,7 @@
         </w:tc>
         <w:tc>
           <w:tcPr>
-            <w:tcW w:w="0" w:type="auto"/>
+            <w:tcW w:w="3120" w:type="dxa"/>
           </w:tcPr>
           <w:p>
             <w:pPr>
@@ -359,7 +360,7 @@
       <w:tr>
         <w:tc>
           <w:tcPr>
-            <w:tcW w:w="0" w:type="auto"/>
+            <w:tcW w:w="3120" w:type="dxa"/>
           </w:tcPr>
           <w:p>
             <w:pPr>
@@ -373,7 +374,7 @@
         </w:tc>
         <w:tc>
           <w:tcPr>
-            <w:tcW w:w="0" w:type="auto"/>
+            <w:tcW w:w="3120" w:type="dxa"/>
           </w:tcPr>
           <w:p>
             <w:pPr>
@@ -387,7 +388,7 @@
         </w:tc>
         <w:tc>
           <w:tcPr>
-            <w:tcW w:w="0" w:type="auto"/>
+            <w:tcW w:w="3120" w:type="dxa"/>
           </w:tcPr>
           <w:p>
             <w:pPr>
